--- a/Files/06 - Yom Tov/04 - Shavuos/5784/Shavuos 5784.docx
+++ b/Files/06 - Yom Tov/04 - Shavuos/5784/Shavuos 5784.docx
@@ -487,7 +487,7 @@
         <w:rPr>
           <w:rFonts w:ascii="Times New Roman" w:hAnsi="Times New Roman" w:cs="Times New Roman"/>
         </w:rPr>
-        <w:t>He says that</w:t>
+        <w:t xml:space="preserve">He says that </w:t>
       </w:r>
       <w:r>
         <w:rPr>
